--- a/submit/week_2/NguyenAnhLong_23633881.docx
+++ b/submit/week_2/NguyenAnhLong_23633881.docx
@@ -44,6 +44,11 @@
     </w:p>
     <w:p/>
     <w:p>
+      <w:pPr>
+        <w:rPr>
+          <w:color w:val="EE0000"/>
+        </w:rPr>
+      </w:pPr>
       <w:r>
         <w:rPr>
           <w:b/>
@@ -56,15 +61,8 @@
         <w:t xml:space="preserve"> </w:t>
       </w:r>
       <w:r>
-        <w:t>https://github.com/Along2605/react-native-nguyen-anh-long-23633881-dhktpm19b/tree/main/week_1_22_8/bai_1</w:t>
-      </w:r>
-    </w:p>
-    <w:p>
-      <w:pPr>
-        <w:rPr>
-          <w:color w:val="EE0000"/>
-        </w:rPr>
-      </w:pPr>
+        <w:t>https://github.com/Along2605/react-native-nguyen-anh-long-23633881-dhktpm19b/tree/main/week_2_09_05</w:t>
+      </w:r>
     </w:p>
     <w:p>
       <w:pPr>
@@ -84,36 +82,79 @@
         <w:rPr>
           <w:color w:val="EE0000"/>
         </w:rPr>
-        <w:t xml:space="preserve"> Xin đi theo đường </w:t>
+        <w:t xml:space="preserve"> Xin </w:t>
+      </w:r>
+      <w:r>
+        <w:rPr>
+          <w:color w:val="EE0000"/>
+        </w:rPr>
+        <w:t xml:space="preserve">vào mục </w:t>
       </w:r>
       <w:r>
         <w:rPr>
           <w:color w:val="EE0000"/>
           <w:u w:val="single"/>
         </w:rPr>
-        <w:t xml:space="preserve">app -&gt; exercise </w:t>
-      </w:r>
-      <w:r>
-        <w:rPr>
-          <w:color w:val="EE0000"/>
-        </w:rPr>
-        <w:t>để xem bài làm ạ!</w:t>
-      </w:r>
-    </w:p>
-    <w:p/>
-    <w:p/>
-    <w:p>
-      <w:r>
+        <w:t xml:space="preserve">exercise </w:t>
+      </w:r>
+      <w:r>
+        <w:rPr>
+          <w:color w:val="EE0000"/>
+        </w:rPr>
+        <w:t xml:space="preserve">để xem </w:t>
+      </w:r>
+      <w:r>
+        <w:rPr>
+          <w:color w:val="EE0000"/>
+        </w:rPr>
+        <w:t>code</w:t>
+      </w:r>
+      <w:r>
+        <w:rPr>
+          <w:color w:val="EE0000"/>
+        </w:rPr>
+        <w:t xml:space="preserve"> ạ!</w:t>
+      </w:r>
+    </w:p>
+    <w:p>
+      <w:pPr>
+        <w:rPr>
+          <w:b/>
+          <w:bCs/>
+          <w:color w:val="000000" w:themeColor="text1"/>
+        </w:rPr>
+      </w:pPr>
+      <w:r>
+        <w:rPr>
+          <w:b/>
+          <w:bCs/>
+          <w:color w:val="000000" w:themeColor="text1"/>
+        </w:rPr>
         <w:t>Câu 1:</w:t>
       </w:r>
     </w:p>
     <w:p>
-      <w:r>
+      <w:pPr>
+        <w:rPr>
+          <w:color w:val="EE0000"/>
+        </w:rPr>
+      </w:pPr>
+    </w:p>
+    <w:p>
+      <w:pPr>
+        <w:rPr>
+          <w:color w:val="EE0000"/>
+        </w:rPr>
+      </w:pPr>
+      <w:r>
+        <w:rPr>
+          <w:noProof/>
+        </w:rPr>
         <w:drawing>
-          <wp:inline distT="0" distB="0" distL="0" distR="0" wp14:anchorId="6F97BDAC" wp14:editId="7E1DE057">
-            <wp:extent cx="5943600" cy="3357245"/>
+          <wp:inline distT="0" distB="0" distL="0" distR="0" wp14:anchorId="2D413045" wp14:editId="13F79ACE">
+            <wp:extent cx="5811441" cy="5076825"/>
             <wp:effectExtent l="0" t="0" r="0" b="0"/>
-            <wp:docPr id="1084629013" name="Picture 1"/>
+            <wp:docPr id="2074496186" name="Picture 1"/>
             <wp:cNvGraphicFramePr>
               <a:graphicFrameLocks xmlns:a="http://schemas.openxmlformats.org/drawingml/2006/main" noChangeAspect="1"/>
             </wp:cNvGraphicFramePr>
@@ -121,7 +162,7 @@
               <a:graphicData uri="http://schemas.openxmlformats.org/drawingml/2006/picture">
                 <pic:pic xmlns:pic="http://schemas.openxmlformats.org/drawingml/2006/picture">
                   <pic:nvPicPr>
-                    <pic:cNvPr id="1084629013" name=""/>
+                    <pic:cNvPr id="2074496186" name=""/>
                     <pic:cNvPicPr/>
                   </pic:nvPicPr>
                   <pic:blipFill>
@@ -133,7 +174,7 @@
                   <pic:spPr>
                     <a:xfrm>
                       <a:off x="0" y="0"/>
-                      <a:ext cx="5943600" cy="3357245"/>
+                      <a:ext cx="5836640" cy="5098839"/>
                     </a:xfrm>
                     <a:prstGeom prst="rect">
                       <a:avLst/>
@@ -146,20 +187,36 @@
         </w:drawing>
       </w:r>
     </w:p>
-    <w:p/>
-    <w:p>
-      <w:r>
-        <w:t>Câu 2:</w:t>
-      </w:r>
-    </w:p>
-    <w:p>
-      <w:r>
+    <w:p>
+      <w:pPr>
+        <w:rPr>
+          <w:color w:val="000000" w:themeColor="text1"/>
+        </w:rPr>
+      </w:pPr>
+      <w:r>
+        <w:rPr>
+          <w:color w:val="000000" w:themeColor="text1"/>
+        </w:rPr>
+        <w:t xml:space="preserve">Câu 2: </w:t>
+      </w:r>
+    </w:p>
+    <w:p>
+      <w:pPr>
+        <w:rPr>
+          <w:color w:val="000000" w:themeColor="text1"/>
+        </w:rPr>
+      </w:pPr>
+      <w:r>
+        <w:rPr>
+          <w:noProof/>
+          <w:color w:val="000000" w:themeColor="text1"/>
+        </w:rPr>
         <w:lastRenderedPageBreak/>
         <w:drawing>
-          <wp:inline distT="0" distB="0" distL="0" distR="0" wp14:anchorId="6EECD1B3" wp14:editId="4A1EF9FE">
-            <wp:extent cx="5943600" cy="3343275"/>
-            <wp:effectExtent l="0" t="0" r="0" b="9525"/>
-            <wp:docPr id="225151053" name="Picture 1"/>
+          <wp:inline distT="0" distB="0" distL="0" distR="0" wp14:anchorId="4F9DD2EC" wp14:editId="26F555C8">
+            <wp:extent cx="5943600" cy="6711950"/>
+            <wp:effectExtent l="0" t="0" r="0" b="0"/>
+            <wp:docPr id="420346184" name="Picture 1"/>
             <wp:cNvGraphicFramePr>
               <a:graphicFrameLocks xmlns:a="http://schemas.openxmlformats.org/drawingml/2006/main" noChangeAspect="1"/>
             </wp:cNvGraphicFramePr>
@@ -167,7 +224,7 @@
               <a:graphicData uri="http://schemas.openxmlformats.org/drawingml/2006/picture">
                 <pic:pic xmlns:pic="http://schemas.openxmlformats.org/drawingml/2006/picture">
                   <pic:nvPicPr>
-                    <pic:cNvPr id="225151053" name=""/>
+                    <pic:cNvPr id="420346184" name=""/>
                     <pic:cNvPicPr/>
                   </pic:nvPicPr>
                   <pic:blipFill>
@@ -179,7 +236,7 @@
                   <pic:spPr>
                     <a:xfrm>
                       <a:off x="0" y="0"/>
-                      <a:ext cx="5943600" cy="3343275"/>
+                      <a:ext cx="5943600" cy="6711950"/>
                     </a:xfrm>
                     <a:prstGeom prst="rect">
                       <a:avLst/>
@@ -192,20 +249,57 @@
         </w:drawing>
       </w:r>
     </w:p>
-    <w:p/>
-    <w:p>
-      <w:r>
+    <w:p>
+      <w:pPr>
+        <w:rPr>
+          <w:color w:val="000000" w:themeColor="text1"/>
+        </w:rPr>
+      </w:pPr>
+    </w:p>
+    <w:p>
+      <w:pPr>
+        <w:rPr>
+          <w:color w:val="000000" w:themeColor="text1"/>
+        </w:rPr>
+      </w:pPr>
+    </w:p>
+    <w:p>
+      <w:pPr>
+        <w:rPr>
+          <w:color w:val="000000" w:themeColor="text1"/>
+        </w:rPr>
+      </w:pPr>
+    </w:p>
+    <w:p>
+      <w:pPr>
+        <w:rPr>
+          <w:color w:val="000000" w:themeColor="text1"/>
+        </w:rPr>
+      </w:pPr>
+      <w:r>
+        <w:rPr>
+          <w:color w:val="000000" w:themeColor="text1"/>
+        </w:rPr>
         <w:t>Câu 3:</w:t>
       </w:r>
     </w:p>
-    <w:p/>
-    <w:p>
-      <w:r>
+    <w:p>
+      <w:pPr>
+        <w:rPr>
+          <w:color w:val="000000" w:themeColor="text1"/>
+        </w:rPr>
+      </w:pPr>
+      <w:r>
+        <w:rPr>
+          <w:noProof/>
+          <w:color w:val="000000" w:themeColor="text1"/>
+        </w:rPr>
+        <w:lastRenderedPageBreak/>
         <w:drawing>
-          <wp:inline distT="0" distB="0" distL="0" distR="0" wp14:anchorId="57E1B0A1" wp14:editId="61C1797A">
-            <wp:extent cx="5943600" cy="3343275"/>
-            <wp:effectExtent l="0" t="0" r="0" b="9525"/>
-            <wp:docPr id="504550098" name="Picture 1"/>
+          <wp:inline distT="0" distB="0" distL="0" distR="0" wp14:anchorId="011A5BB1" wp14:editId="28701AA3">
+            <wp:extent cx="5943600" cy="6661785"/>
+            <wp:effectExtent l="0" t="0" r="0" b="5715"/>
+            <wp:docPr id="2118372827" name="Picture 1"/>
             <wp:cNvGraphicFramePr>
               <a:graphicFrameLocks xmlns:a="http://schemas.openxmlformats.org/drawingml/2006/main" noChangeAspect="1"/>
             </wp:cNvGraphicFramePr>
@@ -213,7 +307,7 @@
               <a:graphicData uri="http://schemas.openxmlformats.org/drawingml/2006/picture">
                 <pic:pic xmlns:pic="http://schemas.openxmlformats.org/drawingml/2006/picture">
                   <pic:nvPicPr>
-                    <pic:cNvPr id="504550098" name=""/>
+                    <pic:cNvPr id="2118372827" name=""/>
                     <pic:cNvPicPr/>
                   </pic:nvPicPr>
                   <pic:blipFill>
@@ -225,7 +319,7 @@
                   <pic:spPr>
                     <a:xfrm>
                       <a:off x="0" y="0"/>
-                      <a:ext cx="5943600" cy="3343275"/>
+                      <a:ext cx="5943600" cy="6661785"/>
                     </a:xfrm>
                     <a:prstGeom prst="rect">
                       <a:avLst/>
@@ -239,20 +333,62 @@
       </w:r>
     </w:p>
     <w:p>
-      <w:r>
+      <w:pPr>
+        <w:rPr>
+          <w:color w:val="000000" w:themeColor="text1"/>
+        </w:rPr>
+      </w:pPr>
+    </w:p>
+    <w:p>
+      <w:pPr>
+        <w:rPr>
+          <w:color w:val="000000" w:themeColor="text1"/>
+        </w:rPr>
+      </w:pPr>
+    </w:p>
+    <w:p>
+      <w:pPr>
+        <w:rPr>
+          <w:color w:val="000000" w:themeColor="text1"/>
+        </w:rPr>
+      </w:pPr>
+    </w:p>
+    <w:p>
+      <w:pPr>
+        <w:rPr>
+          <w:color w:val="000000" w:themeColor="text1"/>
+        </w:rPr>
+      </w:pPr>
+    </w:p>
+    <w:p>
+      <w:pPr>
+        <w:rPr>
+          <w:color w:val="000000" w:themeColor="text1"/>
+        </w:rPr>
+      </w:pPr>
+      <w:r>
+        <w:rPr>
+          <w:color w:val="000000" w:themeColor="text1"/>
+        </w:rPr>
+        <w:t>Câu 4:</w:t>
+      </w:r>
+    </w:p>
+    <w:p>
+      <w:pPr>
+        <w:rPr>
+          <w:color w:val="000000" w:themeColor="text1"/>
+        </w:rPr>
+      </w:pPr>
+      <w:r>
+        <w:rPr>
+          <w:color w:val="000000" w:themeColor="text1"/>
+        </w:rPr>
         <w:lastRenderedPageBreak/>
-        <w:br/>
-        <w:t>Câu 4:</w:t>
-      </w:r>
-    </w:p>
-    <w:p/>
-    <w:p>
-      <w:r>
         <w:drawing>
-          <wp:inline distT="0" distB="0" distL="0" distR="0" wp14:anchorId="5BF42908" wp14:editId="05E2B141">
-            <wp:extent cx="5943600" cy="3324225"/>
-            <wp:effectExtent l="0" t="0" r="0" b="9525"/>
-            <wp:docPr id="1360197812" name="Picture 1"/>
+          <wp:inline distT="0" distB="0" distL="0" distR="0" wp14:anchorId="3E6A12F5" wp14:editId="2FD25129">
+            <wp:extent cx="5943600" cy="6798310"/>
+            <wp:effectExtent l="0" t="0" r="0" b="2540"/>
+            <wp:docPr id="1720968890" name="Picture 1"/>
             <wp:cNvGraphicFramePr>
               <a:graphicFrameLocks xmlns:a="http://schemas.openxmlformats.org/drawingml/2006/main" noChangeAspect="1"/>
             </wp:cNvGraphicFramePr>
@@ -260,7 +396,7 @@
               <a:graphicData uri="http://schemas.openxmlformats.org/drawingml/2006/picture">
                 <pic:pic xmlns:pic="http://schemas.openxmlformats.org/drawingml/2006/picture">
                   <pic:nvPicPr>
-                    <pic:cNvPr id="1360197812" name=""/>
+                    <pic:cNvPr id="1720968890" name=""/>
                     <pic:cNvPicPr/>
                   </pic:nvPicPr>
                   <pic:blipFill>
@@ -272,7 +408,7 @@
                   <pic:spPr>
                     <a:xfrm>
                       <a:off x="0" y="0"/>
-                      <a:ext cx="5943600" cy="3324225"/>
+                      <a:ext cx="5943600" cy="6798310"/>
                     </a:xfrm>
                     <a:prstGeom prst="rect">
                       <a:avLst/>
@@ -285,21 +421,63 @@
         </w:drawing>
       </w:r>
     </w:p>
-    <w:p/>
-    <w:p>
-      <w:r>
+    <w:p>
+      <w:pPr>
+        <w:rPr>
+          <w:color w:val="000000" w:themeColor="text1"/>
+        </w:rPr>
+      </w:pPr>
+    </w:p>
+    <w:p>
+      <w:pPr>
+        <w:rPr>
+          <w:color w:val="EE0000"/>
+        </w:rPr>
+      </w:pPr>
+    </w:p>
+    <w:p>
+      <w:pPr>
+        <w:rPr>
+          <w:color w:val="EE0000"/>
+        </w:rPr>
+      </w:pPr>
+    </w:p>
+    <w:p>
+      <w:pPr>
+        <w:rPr>
+          <w:color w:val="EE0000"/>
+        </w:rPr>
+      </w:pPr>
+    </w:p>
+    <w:p>
+      <w:pPr>
+        <w:rPr>
+          <w:color w:val="000000" w:themeColor="text1"/>
+        </w:rPr>
+      </w:pPr>
+      <w:r>
+        <w:rPr>
+          <w:color w:val="000000" w:themeColor="text1"/>
+        </w:rPr>
+        <w:lastRenderedPageBreak/>
         <w:t>Câu 5:</w:t>
       </w:r>
     </w:p>
-    <w:p/>
-    <w:p>
-      <w:r>
-        <w:lastRenderedPageBreak/>
+    <w:p>
+      <w:pPr>
+        <w:rPr>
+          <w:color w:val="EE0000"/>
+        </w:rPr>
+      </w:pPr>
+      <w:r>
+        <w:rPr>
+          <w:color w:val="EE0000"/>
+        </w:rPr>
         <w:drawing>
-          <wp:inline distT="0" distB="0" distL="0" distR="0" wp14:anchorId="08725644" wp14:editId="790E1D36">
-            <wp:extent cx="5943600" cy="3343275"/>
-            <wp:effectExtent l="0" t="0" r="0" b="9525"/>
-            <wp:docPr id="2051054703" name="Picture 1"/>
+          <wp:inline distT="0" distB="0" distL="0" distR="0" wp14:anchorId="260DD1DC" wp14:editId="06771B5B">
+            <wp:extent cx="5943600" cy="6688455"/>
+            <wp:effectExtent l="0" t="0" r="0" b="0"/>
+            <wp:docPr id="452012581" name="Picture 1"/>
             <wp:cNvGraphicFramePr>
               <a:graphicFrameLocks xmlns:a="http://schemas.openxmlformats.org/drawingml/2006/main" noChangeAspect="1"/>
             </wp:cNvGraphicFramePr>
@@ -307,7 +485,7 @@
               <a:graphicData uri="http://schemas.openxmlformats.org/drawingml/2006/picture">
                 <pic:pic xmlns:pic="http://schemas.openxmlformats.org/drawingml/2006/picture">
                   <pic:nvPicPr>
-                    <pic:cNvPr id="2051054703" name=""/>
+                    <pic:cNvPr id="452012581" name=""/>
                     <pic:cNvPicPr/>
                   </pic:nvPicPr>
                   <pic:blipFill>
@@ -319,7 +497,7 @@
                   <pic:spPr>
                     <a:xfrm>
                       <a:off x="0" y="0"/>
-                      <a:ext cx="5943600" cy="3343275"/>
+                      <a:ext cx="5943600" cy="6688455"/>
                     </a:xfrm>
                     <a:prstGeom prst="rect">
                       <a:avLst/>
@@ -332,20 +510,70 @@
         </w:drawing>
       </w:r>
     </w:p>
-    <w:p/>
-    <w:p>
-      <w:r>
-        <w:t>Câu 7:</w:t>
-      </w:r>
-    </w:p>
-    <w:p/>
-    <w:p>
-      <w:r>
+    <w:p>
+      <w:pPr>
+        <w:rPr>
+          <w:color w:val="EE0000"/>
+        </w:rPr>
+      </w:pPr>
+    </w:p>
+    <w:p>
+      <w:pPr>
+        <w:rPr>
+          <w:color w:val="EE0000"/>
+        </w:rPr>
+      </w:pPr>
+    </w:p>
+    <w:p>
+      <w:pPr>
+        <w:rPr>
+          <w:color w:val="EE0000"/>
+        </w:rPr>
+      </w:pPr>
+    </w:p>
+    <w:p>
+      <w:pPr>
+        <w:rPr>
+          <w:color w:val="EE0000"/>
+        </w:rPr>
+      </w:pPr>
+    </w:p>
+    <w:p>
+      <w:pPr>
+        <w:rPr>
+          <w:color w:val="EE0000"/>
+        </w:rPr>
+      </w:pPr>
+      <w:r>
+        <w:rPr>
+          <w:color w:val="EE0000"/>
+        </w:rPr>
+        <w:lastRenderedPageBreak/>
+        <w:t>Câu 11:</w:t>
+      </w:r>
+    </w:p>
+    <w:p>
+      <w:pPr>
+        <w:rPr>
+          <w:color w:val="EE0000"/>
+        </w:rPr>
+      </w:pPr>
+    </w:p>
+    <w:p>
+      <w:pPr>
+        <w:rPr>
+          <w:color w:val="EE0000"/>
+        </w:rPr>
+      </w:pPr>
+      <w:r>
+        <w:rPr>
+          <w:color w:val="EE0000"/>
+        </w:rPr>
         <w:drawing>
-          <wp:inline distT="0" distB="0" distL="0" distR="0" wp14:anchorId="494F1D44" wp14:editId="49EB5A77">
-            <wp:extent cx="5943600" cy="3343275"/>
-            <wp:effectExtent l="0" t="0" r="0" b="9525"/>
-            <wp:docPr id="194252513" name="Picture 1"/>
+          <wp:inline distT="0" distB="0" distL="0" distR="0" wp14:anchorId="26D99366" wp14:editId="5F01E85B">
+            <wp:extent cx="5943600" cy="6736715"/>
+            <wp:effectExtent l="0" t="0" r="0" b="6985"/>
+            <wp:docPr id="662552083" name="Picture 1"/>
             <wp:cNvGraphicFramePr>
               <a:graphicFrameLocks xmlns:a="http://schemas.openxmlformats.org/drawingml/2006/main" noChangeAspect="1"/>
             </wp:cNvGraphicFramePr>
@@ -353,7 +581,7 @@
               <a:graphicData uri="http://schemas.openxmlformats.org/drawingml/2006/picture">
                 <pic:pic xmlns:pic="http://schemas.openxmlformats.org/drawingml/2006/picture">
                   <pic:nvPicPr>
-                    <pic:cNvPr id="194252513" name=""/>
+                    <pic:cNvPr id="662552083" name=""/>
                     <pic:cNvPicPr/>
                   </pic:nvPicPr>
                   <pic:blipFill>
@@ -365,7 +593,7 @@
                   <pic:spPr>
                     <a:xfrm>
                       <a:off x="0" y="0"/>
-                      <a:ext cx="5943600" cy="3343275"/>
+                      <a:ext cx="5943600" cy="6736715"/>
                     </a:xfrm>
                     <a:prstGeom prst="rect">
                       <a:avLst/>
@@ -378,21 +606,55 @@
         </w:drawing>
       </w:r>
     </w:p>
-    <w:p/>
-    <w:p>
-      <w:r>
+    <w:p>
+      <w:pPr>
+        <w:rPr>
+          <w:color w:val="EE0000"/>
+        </w:rPr>
+      </w:pPr>
+    </w:p>
+    <w:p>
+      <w:pPr>
+        <w:rPr>
+          <w:color w:val="EE0000"/>
+        </w:rPr>
+      </w:pPr>
+    </w:p>
+    <w:p>
+      <w:pPr>
+        <w:rPr>
+          <w:color w:val="EE0000"/>
+        </w:rPr>
+      </w:pPr>
+      <w:r>
+        <w:rPr>
+          <w:color w:val="EE0000"/>
+        </w:rPr>
         <w:lastRenderedPageBreak/>
-        <w:t>Câu 8:</w:t>
-      </w:r>
-    </w:p>
-    <w:p/>
-    <w:p>
-      <w:r>
+        <w:t>Câu 12</w:t>
+      </w:r>
+      <w:r>
+        <w:rPr>
+          <w:color w:val="EE0000"/>
+        </w:rPr>
+        <w:t>:</w:t>
+      </w:r>
+    </w:p>
+    <w:p>
+      <w:pPr>
+        <w:rPr>
+          <w:color w:val="EE0000"/>
+        </w:rPr>
+      </w:pPr>
+      <w:r>
+        <w:rPr>
+          <w:color w:val="EE0000"/>
+        </w:rPr>
         <w:drawing>
-          <wp:inline distT="0" distB="0" distL="0" distR="0" wp14:anchorId="42734F66" wp14:editId="10A6C0E4">
-            <wp:extent cx="5943600" cy="3343275"/>
-            <wp:effectExtent l="0" t="0" r="0" b="9525"/>
-            <wp:docPr id="1789447162" name="Picture 1"/>
+          <wp:inline distT="0" distB="0" distL="0" distR="0" wp14:anchorId="29D719B0" wp14:editId="2056493B">
+            <wp:extent cx="5943600" cy="6670040"/>
+            <wp:effectExtent l="0" t="0" r="0" b="0"/>
+            <wp:docPr id="36310087" name="Picture 1"/>
             <wp:cNvGraphicFramePr>
               <a:graphicFrameLocks xmlns:a="http://schemas.openxmlformats.org/drawingml/2006/main" noChangeAspect="1"/>
             </wp:cNvGraphicFramePr>
@@ -400,7 +662,7 @@
               <a:graphicData uri="http://schemas.openxmlformats.org/drawingml/2006/picture">
                 <pic:pic xmlns:pic="http://schemas.openxmlformats.org/drawingml/2006/picture">
                   <pic:nvPicPr>
-                    <pic:cNvPr id="1789447162" name=""/>
+                    <pic:cNvPr id="36310087" name=""/>
                     <pic:cNvPicPr/>
                   </pic:nvPicPr>
                   <pic:blipFill>
@@ -412,7 +674,7 @@
                   <pic:spPr>
                     <a:xfrm>
                       <a:off x="0" y="0"/>
-                      <a:ext cx="5943600" cy="3343275"/>
+                      <a:ext cx="5943600" cy="6670040"/>
                     </a:xfrm>
                     <a:prstGeom prst="rect">
                       <a:avLst/>
@@ -425,21 +687,63 @@
         </w:drawing>
       </w:r>
     </w:p>
-    <w:p/>
-    <w:p>
-      <w:r>
-        <w:t>Câu 9:</w:t>
-      </w:r>
-    </w:p>
-    <w:p/>
-    <w:p>
-      <w:r>
+    <w:p>
+      <w:pPr>
+        <w:rPr>
+          <w:color w:val="EE0000"/>
+        </w:rPr>
+      </w:pPr>
+    </w:p>
+    <w:p>
+      <w:pPr>
+        <w:rPr>
+          <w:color w:val="EE0000"/>
+        </w:rPr>
+      </w:pPr>
+    </w:p>
+    <w:p>
+      <w:pPr>
+        <w:rPr>
+          <w:color w:val="EE0000"/>
+        </w:rPr>
+      </w:pPr>
+    </w:p>
+    <w:p>
+      <w:pPr>
+        <w:rPr>
+          <w:color w:val="EE0000"/>
+        </w:rPr>
+      </w:pPr>
+    </w:p>
+    <w:p>
+      <w:pPr>
+        <w:rPr>
+          <w:color w:val="EE0000"/>
+        </w:rPr>
+      </w:pPr>
+      <w:r>
+        <w:rPr>
+          <w:color w:val="EE0000"/>
+        </w:rPr>
         <w:lastRenderedPageBreak/>
+        <w:t>Câu 13:</w:t>
+      </w:r>
+    </w:p>
+    <w:p>
+      <w:pPr>
+        <w:rPr>
+          <w:color w:val="EE0000"/>
+        </w:rPr>
+      </w:pPr>
+      <w:r>
+        <w:rPr>
+          <w:color w:val="EE0000"/>
+        </w:rPr>
         <w:drawing>
-          <wp:inline distT="0" distB="0" distL="0" distR="0" wp14:anchorId="12A4DAC7" wp14:editId="306D7E1A">
-            <wp:extent cx="5943600" cy="5149215"/>
-            <wp:effectExtent l="0" t="0" r="0" b="0"/>
-            <wp:docPr id="250652076" name="Picture 1"/>
+          <wp:inline distT="0" distB="0" distL="0" distR="0" wp14:anchorId="06C1B8BB" wp14:editId="25562705">
+            <wp:extent cx="5943600" cy="6645275"/>
+            <wp:effectExtent l="0" t="0" r="0" b="3175"/>
+            <wp:docPr id="81763469" name="Picture 1"/>
             <wp:cNvGraphicFramePr>
               <a:graphicFrameLocks xmlns:a="http://schemas.openxmlformats.org/drawingml/2006/main" noChangeAspect="1"/>
             </wp:cNvGraphicFramePr>
@@ -447,7 +751,7 @@
               <a:graphicData uri="http://schemas.openxmlformats.org/drawingml/2006/picture">
                 <pic:pic xmlns:pic="http://schemas.openxmlformats.org/drawingml/2006/picture">
                   <pic:nvPicPr>
-                    <pic:cNvPr id="250652076" name=""/>
+                    <pic:cNvPr id="81763469" name=""/>
                     <pic:cNvPicPr/>
                   </pic:nvPicPr>
                   <pic:blipFill>
@@ -459,7 +763,7 @@
                   <pic:spPr>
                     <a:xfrm>
                       <a:off x="0" y="0"/>
-                      <a:ext cx="5943600" cy="5149215"/>
+                      <a:ext cx="5943600" cy="6645275"/>
                     </a:xfrm>
                     <a:prstGeom prst="rect">
                       <a:avLst/>
@@ -472,21 +776,36 @@
         </w:drawing>
       </w:r>
     </w:p>
+    <w:p>
+      <w:pPr>
+        <w:rPr>
+          <w:color w:val="EE0000"/>
+        </w:rPr>
+      </w:pPr>
+    </w:p>
+    <w:p>
+      <w:pPr>
+        <w:rPr>
+          <w:color w:val="EE0000"/>
+        </w:rPr>
+      </w:pPr>
+    </w:p>
     <w:p/>
-    <w:p>
-      <w:r>
-        <w:t>Câu 10:</w:t>
-      </w:r>
-    </w:p>
     <w:p/>
     <w:p>
       <w:r>
         <w:lastRenderedPageBreak/>
+        <w:t>Câu 14:</w:t>
+      </w:r>
+    </w:p>
+    <w:p/>
+    <w:p>
+      <w:r>
         <w:drawing>
-          <wp:inline distT="0" distB="0" distL="0" distR="0" wp14:anchorId="5415C227" wp14:editId="5680982B">
-            <wp:extent cx="5943600" cy="5163185"/>
-            <wp:effectExtent l="0" t="0" r="0" b="0"/>
-            <wp:docPr id="158342940" name="Picture 1"/>
+          <wp:inline distT="0" distB="0" distL="0" distR="0" wp14:anchorId="379BC4E6" wp14:editId="2F6B72AB">
+            <wp:extent cx="5943600" cy="6661785"/>
+            <wp:effectExtent l="0" t="0" r="0" b="5715"/>
+            <wp:docPr id="1452358709" name="Picture 1"/>
             <wp:cNvGraphicFramePr>
               <a:graphicFrameLocks xmlns:a="http://schemas.openxmlformats.org/drawingml/2006/main" noChangeAspect="1"/>
             </wp:cNvGraphicFramePr>
@@ -494,7 +813,7 @@
               <a:graphicData uri="http://schemas.openxmlformats.org/drawingml/2006/picture">
                 <pic:pic xmlns:pic="http://schemas.openxmlformats.org/drawingml/2006/picture">
                   <pic:nvPicPr>
-                    <pic:cNvPr id="158342940" name=""/>
+                    <pic:cNvPr id="1452358709" name=""/>
                     <pic:cNvPicPr/>
                   </pic:nvPicPr>
                   <pic:blipFill>
@@ -506,7 +825,7 @@
                   <pic:spPr>
                     <a:xfrm>
                       <a:off x="0" y="0"/>
-                      <a:ext cx="5943600" cy="5163185"/>
+                      <a:ext cx="5943600" cy="6661785"/>
                     </a:xfrm>
                     <a:prstGeom prst="rect">
                       <a:avLst/>
@@ -519,101 +838,6 @@
         </w:drawing>
       </w:r>
     </w:p>
-    <w:p/>
-    <w:p>
-      <w:r>
-        <w:t>Câu 11:</w:t>
-      </w:r>
-    </w:p>
-    <w:p/>
-    <w:p>
-      <w:r>
-        <w:lastRenderedPageBreak/>
-        <w:drawing>
-          <wp:inline distT="0" distB="0" distL="0" distR="0" wp14:anchorId="7EE921CA" wp14:editId="5DDE80FE">
-            <wp:extent cx="5943600" cy="5236210"/>
-            <wp:effectExtent l="0" t="0" r="0" b="2540"/>
-            <wp:docPr id="671732215" name="Picture 1"/>
-            <wp:cNvGraphicFramePr>
-              <a:graphicFrameLocks xmlns:a="http://schemas.openxmlformats.org/drawingml/2006/main" noChangeAspect="1"/>
-            </wp:cNvGraphicFramePr>
-            <a:graphic xmlns:a="http://schemas.openxmlformats.org/drawingml/2006/main">
-              <a:graphicData uri="http://schemas.openxmlformats.org/drawingml/2006/picture">
-                <pic:pic xmlns:pic="http://schemas.openxmlformats.org/drawingml/2006/picture">
-                  <pic:nvPicPr>
-                    <pic:cNvPr id="671732215" name=""/>
-                    <pic:cNvPicPr/>
-                  </pic:nvPicPr>
-                  <pic:blipFill>
-                    <a:blip r:embed="rId13"/>
-                    <a:stretch>
-                      <a:fillRect/>
-                    </a:stretch>
-                  </pic:blipFill>
-                  <pic:spPr>
-                    <a:xfrm>
-                      <a:off x="0" y="0"/>
-                      <a:ext cx="5943600" cy="5236210"/>
-                    </a:xfrm>
-                    <a:prstGeom prst="rect">
-                      <a:avLst/>
-                    </a:prstGeom>
-                  </pic:spPr>
-                </pic:pic>
-              </a:graphicData>
-            </a:graphic>
-          </wp:inline>
-        </w:drawing>
-      </w:r>
-    </w:p>
-    <w:p/>
-    <w:p>
-      <w:r>
-        <w:t>Câu 12:</w:t>
-      </w:r>
-    </w:p>
-    <w:p>
-      <w:r>
-        <w:lastRenderedPageBreak/>
-        <w:drawing>
-          <wp:inline distT="0" distB="0" distL="0" distR="0" wp14:anchorId="63549832" wp14:editId="47C511BE">
-            <wp:extent cx="5943600" cy="6030595"/>
-            <wp:effectExtent l="0" t="0" r="0" b="8255"/>
-            <wp:docPr id="547599272" name="Picture 1"/>
-            <wp:cNvGraphicFramePr>
-              <a:graphicFrameLocks xmlns:a="http://schemas.openxmlformats.org/drawingml/2006/main" noChangeAspect="1"/>
-            </wp:cNvGraphicFramePr>
-            <a:graphic xmlns:a="http://schemas.openxmlformats.org/drawingml/2006/main">
-              <a:graphicData uri="http://schemas.openxmlformats.org/drawingml/2006/picture">
-                <pic:pic xmlns:pic="http://schemas.openxmlformats.org/drawingml/2006/picture">
-                  <pic:nvPicPr>
-                    <pic:cNvPr id="547599272" name=""/>
-                    <pic:cNvPicPr/>
-                  </pic:nvPicPr>
-                  <pic:blipFill>
-                    <a:blip r:embed="rId14"/>
-                    <a:stretch>
-                      <a:fillRect/>
-                    </a:stretch>
-                  </pic:blipFill>
-                  <pic:spPr>
-                    <a:xfrm>
-                      <a:off x="0" y="0"/>
-                      <a:ext cx="5943600" cy="6030595"/>
-                    </a:xfrm>
-                    <a:prstGeom prst="rect">
-                      <a:avLst/>
-                    </a:prstGeom>
-                  </pic:spPr>
-                </pic:pic>
-              </a:graphicData>
-            </a:graphic>
-          </wp:inline>
-        </w:drawing>
-      </w:r>
-    </w:p>
-    <w:p/>
-    <w:p/>
     <w:sectPr>
       <w:pgSz w:w="12240" w:h="15840"/>
       <w:pgMar w:top="1440" w:right="1440" w:bottom="1440" w:left="1440" w:header="720" w:footer="720" w:gutter="0"/>
@@ -1541,6 +1765,29 @@
       <w:spacing w:val="5"/>
     </w:rPr>
   </w:style>
+  <w:style w:type="character" w:styleId="Hyperlink">
+    <w:name w:val="Hyperlink"/>
+    <w:basedOn w:val="DefaultParagraphFont"/>
+    <w:uiPriority w:val="99"/>
+    <w:unhideWhenUsed/>
+    <w:rsid w:val="004B6966"/>
+    <w:rPr>
+      <w:color w:val="0563C1" w:themeColor="hyperlink"/>
+      <w:u w:val="single"/>
+    </w:rPr>
+  </w:style>
+  <w:style w:type="character" w:styleId="UnresolvedMention">
+    <w:name w:val="Unresolved Mention"/>
+    <w:basedOn w:val="DefaultParagraphFont"/>
+    <w:uiPriority w:val="99"/>
+    <w:semiHidden/>
+    <w:unhideWhenUsed/>
+    <w:rsid w:val="004B6966"/>
+    <w:rPr>
+      <w:color w:val="605E5C"/>
+      <w:shd w:val="clear" w:color="auto" w:fill="E1DFDD"/>
+    </w:rPr>
+  </w:style>
 </w:styles>
 </file>
 
